--- a/MCC GraphAPI権限申請.docx
+++ b/MCC GraphAPI権限申請.docx
@@ -393,7 +393,6 @@
           <w:p>
             <w:pPr>
               <w:rPr>
-                <w:rFonts w:hint="eastAsia"/>
                 <w:sz w:val="18"/>
                 <w:szCs w:val="21"/>
               </w:rPr>
@@ -508,7 +507,6 @@
           <w:p>
             <w:pPr>
               <w:rPr>
-                <w:rFonts w:hint="eastAsia"/>
                 <w:sz w:val="18"/>
                 <w:szCs w:val="21"/>
               </w:rPr>
@@ -597,7 +595,6 @@
           <w:p>
             <w:pPr>
               <w:rPr>
-                <w:rFonts w:hint="eastAsia"/>
                 <w:b/>
                 <w:bCs/>
                 <w:sz w:val="18"/>
@@ -1025,7 +1022,6 @@
                 <w:numId w:val="1"/>
               </w:numPr>
               <w:rPr>
-                <w:rFonts w:hint="eastAsia"/>
                 <w:sz w:val="18"/>
                 <w:szCs w:val="21"/>
               </w:rPr>
@@ -1679,7 +1675,6 @@
           <w:p>
             <w:pPr>
               <w:rPr>
-                <w:rFonts w:hint="eastAsia"/>
                 <w:b/>
                 <w:bCs/>
                 <w:sz w:val="18"/>
@@ -1747,7 +1742,7 @@
           <w:p>
             <w:pPr>
               <w:rPr>
-                <w:rFonts w:asciiTheme="minorEastAsia" w:hAnsiTheme="minorEastAsia" w:hint="eastAsia"/>
+                <w:rFonts w:asciiTheme="minorEastAsia" w:hAnsiTheme="minorEastAsia"/>
                 <w:b/>
                 <w:bCs/>
                 <w:sz w:val="18"/>
@@ -1783,7 +1778,7 @@
           <w:p>
             <w:pPr>
               <w:rPr>
-                <w:rFonts w:asciiTheme="minorEastAsia" w:hAnsiTheme="minorEastAsia" w:hint="eastAsia"/>
+                <w:rFonts w:asciiTheme="minorEastAsia" w:hAnsiTheme="minorEastAsia"/>
                 <w:b/>
                 <w:bCs/>
                 <w:sz w:val="18"/>
@@ -1818,7 +1813,7 @@
           <w:p>
             <w:pPr>
               <w:rPr>
-                <w:rFonts w:asciiTheme="minorEastAsia" w:hAnsiTheme="minorEastAsia" w:hint="eastAsia"/>
+                <w:rFonts w:asciiTheme="minorEastAsia" w:hAnsiTheme="minorEastAsia"/>
                 <w:b/>
                 <w:bCs/>
                 <w:sz w:val="18"/>
@@ -1854,7 +1849,7 @@
           <w:p>
             <w:pPr>
               <w:rPr>
-                <w:rFonts w:asciiTheme="minorEastAsia" w:hAnsiTheme="minorEastAsia" w:hint="eastAsia"/>
+                <w:rFonts w:asciiTheme="minorEastAsia" w:hAnsiTheme="minorEastAsia"/>
                 <w:b/>
                 <w:bCs/>
                 <w:sz w:val="18"/>
@@ -1889,7 +1884,7 @@
           <w:p>
             <w:pPr>
               <w:rPr>
-                <w:rFonts w:asciiTheme="minorEastAsia" w:hAnsiTheme="minorEastAsia" w:hint="eastAsia"/>
+                <w:rFonts w:asciiTheme="minorEastAsia" w:hAnsiTheme="minorEastAsia"/>
                 <w:b/>
                 <w:bCs/>
                 <w:sz w:val="18"/>
@@ -1925,7 +1920,7 @@
           <w:p>
             <w:pPr>
               <w:rPr>
-                <w:rFonts w:asciiTheme="minorEastAsia" w:hAnsiTheme="minorEastAsia" w:hint="eastAsia"/>
+                <w:rFonts w:asciiTheme="minorEastAsia" w:hAnsiTheme="minorEastAsia"/>
                 <w:b/>
                 <w:bCs/>
                 <w:sz w:val="18"/>
@@ -1960,7 +1955,6 @@
           <w:p>
             <w:pPr>
               <w:rPr>
-                <w:rFonts w:hint="eastAsia"/>
                 <w:b/>
                 <w:bCs/>
                 <w:color w:val="000000" w:themeColor="text1"/>
@@ -3780,7 +3774,6 @@
           <w:p>
             <w:pPr>
               <w:rPr>
-                <w:rFonts w:hint="eastAsia"/>
                 <w:sz w:val="18"/>
                 <w:szCs w:val="21"/>
               </w:rPr>
@@ -4131,23 +4124,7 @@
           <w:sz w:val="18"/>
           <w:szCs w:val="21"/>
         </w:rPr>
-        <w:t>備考</w:t>
-      </w:r>
-      <w:r>
-        <w:rPr>
-          <w:rFonts w:hint="eastAsia"/>
-          <w:sz w:val="18"/>
-          <w:szCs w:val="21"/>
-        </w:rPr>
-        <w:t>１</w:t>
-      </w:r>
-      <w:r>
-        <w:rPr>
-          <w:rFonts w:hint="eastAsia"/>
-          <w:sz w:val="18"/>
-          <w:szCs w:val="21"/>
-        </w:rPr>
-        <w:t>：</w:t>
+        <w:t>備考１：</w:t>
       </w:r>
     </w:p>
     <w:p>
@@ -4226,7 +4203,6 @@
     <w:p>
       <w:pPr>
         <w:rPr>
-          <w:rFonts w:hint="eastAsia"/>
           <w:sz w:val="18"/>
           <w:szCs w:val="21"/>
         </w:rPr>
@@ -4237,17 +4213,73 @@
           <w:sz w:val="18"/>
           <w:szCs w:val="21"/>
         </w:rPr>
-        <w:t>⇒委任権限の本質：　ログインユーザの権限を登録されたAppに委任されること（Appのログインは同様必要で、普段カレントログインユーザ）</w:t>
+        <w:t>⇒委任権限の本質：　ログインユーザの権限を登録されたAppに委任されること（Appのログインは同様必要で、</w:t>
+      </w:r>
+      <w:r>
+        <w:rPr>
+          <w:rFonts w:hint="eastAsia"/>
+          <w:sz w:val="18"/>
+          <w:szCs w:val="21"/>
+        </w:rPr>
+        <w:t>下記のイメージ</w:t>
+      </w:r>
+      <w:r>
+        <w:rPr>
+          <w:rFonts w:hint="eastAsia"/>
+          <w:sz w:val="18"/>
+          <w:szCs w:val="21"/>
+        </w:rPr>
+        <w:t>）</w:t>
       </w:r>
     </w:p>
     <w:p>
       <w:pPr>
         <w:rPr>
-          <w:rFonts w:hint="eastAsia"/>
           <w:sz w:val="18"/>
           <w:szCs w:val="21"/>
         </w:rPr>
       </w:pPr>
+      <w:r>
+        <w:rPr>
+          <w:sz w:val="18"/>
+          <w:szCs w:val="21"/>
+        </w:rPr>
+        <w:drawing>
+          <wp:inline distT="0" distB="0" distL="0" distR="0" wp14:anchorId="7FB0F970" wp14:editId="6878087B">
+            <wp:extent cx="5400040" cy="2868295"/>
+            <wp:effectExtent l="0" t="0" r="0" b="8255"/>
+            <wp:docPr id="1791092793" name="図 1" descr="文字の書かれた紙&#10;&#10;AI によって生成されたコンテンツは間違っている可能性があります。"/>
+            <wp:cNvGraphicFramePr>
+              <a:graphicFrameLocks xmlns:a="http://schemas.openxmlformats.org/drawingml/2006/main" noChangeAspect="1"/>
+            </wp:cNvGraphicFramePr>
+            <a:graphic xmlns:a="http://schemas.openxmlformats.org/drawingml/2006/main">
+              <a:graphicData uri="http://schemas.openxmlformats.org/drawingml/2006/picture">
+                <pic:pic xmlns:pic="http://schemas.openxmlformats.org/drawingml/2006/picture">
+                  <pic:nvPicPr>
+                    <pic:cNvPr id="1791092793" name="図 1" descr="文字の書かれた紙&#10;&#10;AI によって生成されたコンテンツは間違っている可能性があります。"/>
+                    <pic:cNvPicPr/>
+                  </pic:nvPicPr>
+                  <pic:blipFill>
+                    <a:blip r:embed="rId7"/>
+                    <a:stretch>
+                      <a:fillRect/>
+                    </a:stretch>
+                  </pic:blipFill>
+                  <pic:spPr>
+                    <a:xfrm>
+                      <a:off x="0" y="0"/>
+                      <a:ext cx="5400040" cy="2868295"/>
+                    </a:xfrm>
+                    <a:prstGeom prst="rect">
+                      <a:avLst/>
+                    </a:prstGeom>
+                  </pic:spPr>
+                </pic:pic>
+              </a:graphicData>
+            </a:graphic>
+          </wp:inline>
+        </w:drawing>
+      </w:r>
     </w:p>
     <w:p>
       <w:pPr>
@@ -4370,6 +4402,7 @@
           <w:numId w:val="2"/>
         </w:numPr>
         <w:rPr>
+          <w:color w:val="FF0000"/>
           <w:sz w:val="18"/>
           <w:szCs w:val="21"/>
         </w:rPr>
@@ -4378,6 +4411,7 @@
         <w:rPr>
           <w:b/>
           <w:bCs/>
+          <w:color w:val="FF0000"/>
           <w:sz w:val="18"/>
           <w:szCs w:val="21"/>
         </w:rPr>
@@ -4385,6 +4419,7 @@
       </w:r>
       <w:r>
         <w:rPr>
+          <w:color w:val="FF0000"/>
           <w:sz w:val="18"/>
           <w:szCs w:val="21"/>
         </w:rPr>
@@ -4504,6 +4539,7 @@
           <w:sz w:val="18"/>
           <w:szCs w:val="21"/>
         </w:rPr>
+        <w:lastRenderedPageBreak/>
         <w:t>推奨される権限（Scope）</w:t>
       </w:r>
     </w:p>
@@ -4941,7 +4977,6 @@
     <w:p>
       <w:pPr>
         <w:rPr>
-          <w:rFonts w:hint="eastAsia"/>
           <w:sz w:val="18"/>
           <w:szCs w:val="21"/>
         </w:rPr>
@@ -4956,6 +4991,44 @@
     </w:sectPr>
   </w:body>
 </w:document>
+</file>
+
+<file path=word/endnotes.xml><?xml version="1.0" encoding="utf-8"?>
+<w:endnotes xmlns:wpc="http://schemas.microsoft.com/office/word/2010/wordprocessingCanvas" xmlns:cx="http://schemas.microsoft.com/office/drawing/2014/chartex" xmlns:cx1="http://schemas.microsoft.com/office/drawing/2015/9/8/chartex" xmlns:cx2="http://schemas.microsoft.com/office/drawing/2015/10/21/chartex" xmlns:cx3="http://schemas.microsoft.com/office/drawing/2016/5/9/chartex" xmlns:cx4="http://schemas.microsoft.com/office/drawing/2016/5/10/chartex" xmlns:cx5="http://schemas.microsoft.com/office/drawing/2016/5/11/chartex" xmlns:cx6="http://schemas.microsoft.com/office/drawing/2016/5/12/chartex" xmlns:cx7="http://schemas.microsoft.com/office/drawing/2016/5/13/chartex" xmlns:cx8="http://schemas.microsoft.com/office/drawing/2016/5/14/chartex" xmlns:mc="http://schemas.openxmlformats.org/markup-compatibility/2006" xmlns:aink="http://schemas.microsoft.com/office/drawing/2016/ink" xmlns:am3d="http://schemas.microsoft.com/office/drawing/2017/model3d" xmlns:o="urn:schemas-microsoft-com:office:office" xmlns:oel="http://schemas.microsoft.com/office/2019/extlst" xmlns:r="http://schemas.openxmlformats.org/officeDocument/2006/relationships" xmlns:m="http://schemas.openxmlformats.org/officeDocument/2006/math" xmlns:v="urn:schemas-microsoft-com:vml" xmlns:wp14="http://schemas.microsoft.com/office/word/2010/wordprocessingDrawing" xmlns:wp="http://schemas.openxmlformats.org/drawingml/2006/wordprocessingDrawing" xmlns:w10="urn:schemas-microsoft-com:office:word" xmlns:w="http://schemas.openxmlformats.org/wordprocessingml/2006/main" xmlns:w14="http://schemas.microsoft.com/office/word/2010/wordml" xmlns:w15="http://schemas.microsoft.com/office/word/2012/wordml" xmlns:w16cex="http://schemas.microsoft.com/office/word/2018/wordml/cex" xmlns:w16cid="http://schemas.microsoft.com/office/word/2016/wordml/cid" xmlns:w16="http://schemas.microsoft.com/office/word/2018/wordml" xmlns:w16du="http://schemas.microsoft.com/office/word/2023/wordml/word16du" xmlns:w16sdtdh="http://schemas.microsoft.com/office/word/2020/wordml/sdtdatahash" xmlns:w16sdtfl="http://schemas.microsoft.com/office/word/2024/wordml/sdtformatlock" xmlns:w16se="http://schemas.microsoft.com/office/word/2015/wordml/symex" xmlns:wpg="http://schemas.microsoft.com/office/word/2010/wordprocessingGroup" xmlns:wpi="http://schemas.microsoft.com/office/word/2010/wordprocessingInk" xmlns:wne="http://schemas.microsoft.com/office/word/2006/wordml" xmlns:wps="http://schemas.microsoft.com/office/word/2010/wordprocessingShape" mc:Ignorable="w14 w15 w16se w16cid w16 w16cex w16sdtdh w16sdtfl w16du wp14">
+  <w:endnote w:type="separator" w:id="-1">
+    <w:p>
+      <w:r>
+        <w:separator/>
+      </w:r>
+    </w:p>
+  </w:endnote>
+  <w:endnote w:type="continuationSeparator" w:id="0">
+    <w:p>
+      <w:r>
+        <w:continuationSeparator/>
+      </w:r>
+    </w:p>
+  </w:endnote>
+</w:endnotes>
+</file>
+
+<file path=word/footnotes.xml><?xml version="1.0" encoding="utf-8"?>
+<w:footnotes xmlns:wpc="http://schemas.microsoft.com/office/word/2010/wordprocessingCanvas" xmlns:cx="http://schemas.microsoft.com/office/drawing/2014/chartex" xmlns:cx1="http://schemas.microsoft.com/office/drawing/2015/9/8/chartex" xmlns:cx2="http://schemas.microsoft.com/office/drawing/2015/10/21/chartex" xmlns:cx3="http://schemas.microsoft.com/office/drawing/2016/5/9/chartex" xmlns:cx4="http://schemas.microsoft.com/office/drawing/2016/5/10/chartex" xmlns:cx5="http://schemas.microsoft.com/office/drawing/2016/5/11/chartex" xmlns:cx6="http://schemas.microsoft.com/office/drawing/2016/5/12/chartex" xmlns:cx7="http://schemas.microsoft.com/office/drawing/2016/5/13/chartex" xmlns:cx8="http://schemas.microsoft.com/office/drawing/2016/5/14/chartex" xmlns:mc="http://schemas.openxmlformats.org/markup-compatibility/2006" xmlns:aink="http://schemas.microsoft.com/office/drawing/2016/ink" xmlns:am3d="http://schemas.microsoft.com/office/drawing/2017/model3d" xmlns:o="urn:schemas-microsoft-com:office:office" xmlns:oel="http://schemas.microsoft.com/office/2019/extlst" xmlns:r="http://schemas.openxmlformats.org/officeDocument/2006/relationships" xmlns:m="http://schemas.openxmlformats.org/officeDocument/2006/math" xmlns:v="urn:schemas-microsoft-com:vml" xmlns:wp14="http://schemas.microsoft.com/office/word/2010/wordprocessingDrawing" xmlns:wp="http://schemas.openxmlformats.org/drawingml/2006/wordprocessingDrawing" xmlns:w10="urn:schemas-microsoft-com:office:word" xmlns:w="http://schemas.openxmlformats.org/wordprocessingml/2006/main" xmlns:w14="http://schemas.microsoft.com/office/word/2010/wordml" xmlns:w15="http://schemas.microsoft.com/office/word/2012/wordml" xmlns:w16cex="http://schemas.microsoft.com/office/word/2018/wordml/cex" xmlns:w16cid="http://schemas.microsoft.com/office/word/2016/wordml/cid" xmlns:w16="http://schemas.microsoft.com/office/word/2018/wordml" xmlns:w16du="http://schemas.microsoft.com/office/word/2023/wordml/word16du" xmlns:w16sdtdh="http://schemas.microsoft.com/office/word/2020/wordml/sdtdatahash" xmlns:w16sdtfl="http://schemas.microsoft.com/office/word/2024/wordml/sdtformatlock" xmlns:w16se="http://schemas.microsoft.com/office/word/2015/wordml/symex" xmlns:wpg="http://schemas.microsoft.com/office/word/2010/wordprocessingGroup" xmlns:wpi="http://schemas.microsoft.com/office/word/2010/wordprocessingInk" xmlns:wne="http://schemas.microsoft.com/office/word/2006/wordml" xmlns:wps="http://schemas.microsoft.com/office/word/2010/wordprocessingShape" mc:Ignorable="w14 w15 w16se w16cid w16 w16cex w16sdtdh w16sdtfl w16du wp14">
+  <w:footnote w:type="separator" w:id="-1">
+    <w:p>
+      <w:r>
+        <w:separator/>
+      </w:r>
+    </w:p>
+  </w:footnote>
+  <w:footnote w:type="continuationSeparator" w:id="0">
+    <w:p>
+      <w:r>
+        <w:continuationSeparator/>
+      </w:r>
+    </w:p>
+  </w:footnote>
+</w:footnotes>
 </file>
 
 <file path=word/numbering.xml><?xml version="1.0" encoding="utf-8"?>
@@ -6177,6 +6250,58 @@
       <w:spacing w:val="5"/>
     </w:rPr>
   </w:style>
+  <w:style w:type="paragraph" w:styleId="aa">
+    <w:name w:val="header"/>
+    <w:basedOn w:val="a"/>
+    <w:link w:val="ab"/>
+    <w:uiPriority w:val="99"/>
+    <w:unhideWhenUsed/>
+    <w:rsid w:val="00845758"/>
+    <w:pPr>
+      <w:tabs>
+        <w:tab w:val="center" w:pos="4252"/>
+        <w:tab w:val="right" w:pos="8504"/>
+      </w:tabs>
+      <w:snapToGrid w:val="0"/>
+    </w:pPr>
+  </w:style>
+  <w:style w:type="character" w:customStyle="1" w:styleId="ab">
+    <w:name w:val="ヘッダー (文字)"/>
+    <w:basedOn w:val="a0"/>
+    <w:link w:val="aa"/>
+    <w:uiPriority w:val="99"/>
+    <w:rsid w:val="00845758"/>
+    <w:rPr>
+      <w:szCs w:val="24"/>
+      <w14:ligatures w14:val="standardContextual"/>
+    </w:rPr>
+  </w:style>
+  <w:style w:type="paragraph" w:styleId="ac">
+    <w:name w:val="footer"/>
+    <w:basedOn w:val="a"/>
+    <w:link w:val="ad"/>
+    <w:uiPriority w:val="99"/>
+    <w:unhideWhenUsed/>
+    <w:rsid w:val="00845758"/>
+    <w:pPr>
+      <w:tabs>
+        <w:tab w:val="center" w:pos="4252"/>
+        <w:tab w:val="right" w:pos="8504"/>
+      </w:tabs>
+      <w:snapToGrid w:val="0"/>
+    </w:pPr>
+  </w:style>
+  <w:style w:type="character" w:customStyle="1" w:styleId="ad">
+    <w:name w:val="フッター (文字)"/>
+    <w:basedOn w:val="a0"/>
+    <w:link w:val="ac"/>
+    <w:uiPriority w:val="99"/>
+    <w:rsid w:val="00845758"/>
+    <w:rPr>
+      <w:szCs w:val="24"/>
+      <w14:ligatures w14:val="standardContextual"/>
+    </w:rPr>
+  </w:style>
 </w:styles>
 </file>
 
